--- a/Biooil_Data_ML_Submission_Packages/03_Fuel_Processing_Technology/10_REFERENCES_DRAFT.docx
+++ b/Biooil_Data_ML_Submission_Packages/03_Fuel_Processing_Technology/10_REFERENCES_DRAFT.docx
@@ -472,7 +472,7 @@
     <w:link w:val="Balk1Char"/>
     <w:uiPriority w:val="9"/>
     <w:qFormat/>
-    <w:rsid w:val="00437DFE"/>
+    <w:rsid w:val="0011689E"/>
     <w:pPr>
       <w:keepNext/>
       <w:keepLines/>
@@ -495,7 +495,7 @@
     <w:semiHidden/>
     <w:unhideWhenUsed/>
     <w:qFormat/>
-    <w:rsid w:val="00437DFE"/>
+    <w:rsid w:val="0011689E"/>
     <w:pPr>
       <w:keepNext/>
       <w:keepLines/>
@@ -518,7 +518,7 @@
     <w:semiHidden/>
     <w:unhideWhenUsed/>
     <w:qFormat/>
-    <w:rsid w:val="00437DFE"/>
+    <w:rsid w:val="0011689E"/>
     <w:pPr>
       <w:keepNext/>
       <w:keepLines/>
@@ -541,7 +541,7 @@
     <w:semiHidden/>
     <w:unhideWhenUsed/>
     <w:qFormat/>
-    <w:rsid w:val="00437DFE"/>
+    <w:rsid w:val="0011689E"/>
     <w:pPr>
       <w:keepNext/>
       <w:keepLines/>
@@ -564,7 +564,7 @@
     <w:semiHidden/>
     <w:unhideWhenUsed/>
     <w:qFormat/>
-    <w:rsid w:val="00437DFE"/>
+    <w:rsid w:val="0011689E"/>
     <w:pPr>
       <w:keepNext/>
       <w:keepLines/>
@@ -585,7 +585,7 @@
     <w:semiHidden/>
     <w:unhideWhenUsed/>
     <w:qFormat/>
-    <w:rsid w:val="00437DFE"/>
+    <w:rsid w:val="0011689E"/>
     <w:pPr>
       <w:keepNext/>
       <w:keepLines/>
@@ -608,7 +608,7 @@
     <w:semiHidden/>
     <w:unhideWhenUsed/>
     <w:qFormat/>
-    <w:rsid w:val="00437DFE"/>
+    <w:rsid w:val="0011689E"/>
     <w:pPr>
       <w:keepNext/>
       <w:keepLines/>
@@ -629,7 +629,7 @@
     <w:semiHidden/>
     <w:unhideWhenUsed/>
     <w:qFormat/>
-    <w:rsid w:val="00437DFE"/>
+    <w:rsid w:val="0011689E"/>
     <w:pPr>
       <w:keepNext/>
       <w:keepLines/>
@@ -652,7 +652,7 @@
     <w:semiHidden/>
     <w:unhideWhenUsed/>
     <w:qFormat/>
-    <w:rsid w:val="00437DFE"/>
+    <w:rsid w:val="0011689E"/>
     <w:pPr>
       <w:keepNext/>
       <w:keepLines/>
@@ -696,7 +696,7 @@
     <w:basedOn w:val="VarsaylanParagrafYazTipi"/>
     <w:link w:val="Balk1"/>
     <w:uiPriority w:val="9"/>
-    <w:rsid w:val="00437DFE"/>
+    <w:rsid w:val="0011689E"/>
     <w:rPr>
       <w:rFonts w:asciiTheme="majorHAnsi" w:eastAsiaTheme="majorEastAsia" w:hAnsiTheme="majorHAnsi" w:cstheme="majorBidi"/>
       <w:color w:val="2F5496" w:themeColor="accent1" w:themeShade="BF"/>
@@ -710,7 +710,7 @@
     <w:link w:val="Balk2"/>
     <w:uiPriority w:val="9"/>
     <w:semiHidden/>
-    <w:rsid w:val="00437DFE"/>
+    <w:rsid w:val="0011689E"/>
     <w:rPr>
       <w:rFonts w:asciiTheme="majorHAnsi" w:eastAsiaTheme="majorEastAsia" w:hAnsiTheme="majorHAnsi" w:cstheme="majorBidi"/>
       <w:color w:val="2F5496" w:themeColor="accent1" w:themeShade="BF"/>
@@ -724,7 +724,7 @@
     <w:link w:val="Balk3"/>
     <w:uiPriority w:val="9"/>
     <w:semiHidden/>
-    <w:rsid w:val="00437DFE"/>
+    <w:rsid w:val="0011689E"/>
     <w:rPr>
       <w:rFonts w:eastAsiaTheme="majorEastAsia" w:cstheme="majorBidi"/>
       <w:color w:val="2F5496" w:themeColor="accent1" w:themeShade="BF"/>
@@ -738,7 +738,7 @@
     <w:link w:val="Balk4"/>
     <w:uiPriority w:val="9"/>
     <w:semiHidden/>
-    <w:rsid w:val="00437DFE"/>
+    <w:rsid w:val="0011689E"/>
     <w:rPr>
       <w:rFonts w:eastAsiaTheme="majorEastAsia" w:cstheme="majorBidi"/>
       <w:i/>
@@ -752,7 +752,7 @@
     <w:link w:val="Balk5"/>
     <w:uiPriority w:val="9"/>
     <w:semiHidden/>
-    <w:rsid w:val="00437DFE"/>
+    <w:rsid w:val="0011689E"/>
     <w:rPr>
       <w:rFonts w:eastAsiaTheme="majorEastAsia" w:cstheme="majorBidi"/>
       <w:color w:val="2F5496" w:themeColor="accent1" w:themeShade="BF"/>
@@ -764,7 +764,7 @@
     <w:link w:val="Balk6"/>
     <w:uiPriority w:val="9"/>
     <w:semiHidden/>
-    <w:rsid w:val="00437DFE"/>
+    <w:rsid w:val="0011689E"/>
     <w:rPr>
       <w:rFonts w:eastAsiaTheme="majorEastAsia" w:cstheme="majorBidi"/>
       <w:i/>
@@ -778,7 +778,7 @@
     <w:link w:val="Balk7"/>
     <w:uiPriority w:val="9"/>
     <w:semiHidden/>
-    <w:rsid w:val="00437DFE"/>
+    <w:rsid w:val="0011689E"/>
     <w:rPr>
       <w:rFonts w:eastAsiaTheme="majorEastAsia" w:cstheme="majorBidi"/>
       <w:color w:val="595959" w:themeColor="text1" w:themeTint="A6"/>
@@ -790,7 +790,7 @@
     <w:link w:val="Balk8"/>
     <w:uiPriority w:val="9"/>
     <w:semiHidden/>
-    <w:rsid w:val="00437DFE"/>
+    <w:rsid w:val="0011689E"/>
     <w:rPr>
       <w:rFonts w:eastAsiaTheme="majorEastAsia" w:cstheme="majorBidi"/>
       <w:i/>
@@ -804,7 +804,7 @@
     <w:link w:val="Balk9"/>
     <w:uiPriority w:val="9"/>
     <w:semiHidden/>
-    <w:rsid w:val="00437DFE"/>
+    <w:rsid w:val="0011689E"/>
     <w:rPr>
       <w:rFonts w:eastAsiaTheme="majorEastAsia" w:cstheme="majorBidi"/>
       <w:color w:val="272727" w:themeColor="text1" w:themeTint="D8"/>
@@ -817,7 +817,7 @@
     <w:link w:val="KonuBalChar"/>
     <w:uiPriority w:val="10"/>
     <w:qFormat/>
-    <w:rsid w:val="00437DFE"/>
+    <w:rsid w:val="0011689E"/>
     <w:pPr>
       <w:spacing w:after="80" w:line="240" w:lineRule="auto"/>
       <w:contextualSpacing/>
@@ -835,7 +835,7 @@
     <w:basedOn w:val="VarsaylanParagrafYazTipi"/>
     <w:link w:val="KonuBal"/>
     <w:uiPriority w:val="10"/>
-    <w:rsid w:val="00437DFE"/>
+    <w:rsid w:val="0011689E"/>
     <w:rPr>
       <w:rFonts w:asciiTheme="majorHAnsi" w:eastAsiaTheme="majorEastAsia" w:hAnsiTheme="majorHAnsi" w:cstheme="majorBidi"/>
       <w:spacing w:val="-10"/>
@@ -851,7 +851,7 @@
     <w:link w:val="AltyazChar"/>
     <w:uiPriority w:val="11"/>
     <w:qFormat/>
-    <w:rsid w:val="00437DFE"/>
+    <w:rsid w:val="0011689E"/>
     <w:pPr>
       <w:numPr>
         <w:ilvl w:val="1"/>
@@ -870,7 +870,7 @@
     <w:basedOn w:val="VarsaylanParagrafYazTipi"/>
     <w:link w:val="Altyaz"/>
     <w:uiPriority w:val="11"/>
-    <w:rsid w:val="00437DFE"/>
+    <w:rsid w:val="0011689E"/>
     <w:rPr>
       <w:rFonts w:eastAsiaTheme="majorEastAsia" w:cstheme="majorBidi"/>
       <w:color w:val="595959" w:themeColor="text1" w:themeTint="A6"/>
@@ -886,7 +886,7 @@
     <w:link w:val="AlntChar"/>
     <w:uiPriority w:val="29"/>
     <w:qFormat/>
-    <w:rsid w:val="00437DFE"/>
+    <w:rsid w:val="0011689E"/>
     <w:pPr>
       <w:spacing w:before="160"/>
       <w:jc w:val="center"/>
@@ -902,7 +902,7 @@
     <w:basedOn w:val="VarsaylanParagrafYazTipi"/>
     <w:link w:val="Alnt"/>
     <w:uiPriority w:val="29"/>
-    <w:rsid w:val="00437DFE"/>
+    <w:rsid w:val="0011689E"/>
     <w:rPr>
       <w:i/>
       <w:iCs/>
@@ -914,7 +914,7 @@
     <w:basedOn w:val="Normal"/>
     <w:uiPriority w:val="34"/>
     <w:qFormat/>
-    <w:rsid w:val="00437DFE"/>
+    <w:rsid w:val="0011689E"/>
     <w:pPr>
       <w:ind w:left="720"/>
       <w:contextualSpacing/>
@@ -925,7 +925,7 @@
     <w:basedOn w:val="VarsaylanParagrafYazTipi"/>
     <w:uiPriority w:val="21"/>
     <w:qFormat/>
-    <w:rsid w:val="00437DFE"/>
+    <w:rsid w:val="0011689E"/>
     <w:rPr>
       <w:i/>
       <w:iCs/>
@@ -939,7 +939,7 @@
     <w:link w:val="GlAlntChar"/>
     <w:uiPriority w:val="30"/>
     <w:qFormat/>
-    <w:rsid w:val="00437DFE"/>
+    <w:rsid w:val="0011689E"/>
     <w:pPr>
       <w:pBdr>
         <w:top w:val="single" w:sz="4" w:space="10" w:color="2F5496" w:themeColor="accent1" w:themeShade="BF"/>
@@ -960,7 +960,7 @@
     <w:basedOn w:val="VarsaylanParagrafYazTipi"/>
     <w:link w:val="GlAlnt"/>
     <w:uiPriority w:val="30"/>
-    <w:rsid w:val="00437DFE"/>
+    <w:rsid w:val="0011689E"/>
     <w:rPr>
       <w:i/>
       <w:iCs/>
@@ -972,7 +972,7 @@
     <w:basedOn w:val="VarsaylanParagrafYazTipi"/>
     <w:uiPriority w:val="32"/>
     <w:qFormat/>
-    <w:rsid w:val="00437DFE"/>
+    <w:rsid w:val="0011689E"/>
     <w:rPr>
       <w:b/>
       <w:bCs/>
